--- a/docs/style/reference.docx
+++ b/docs/style/reference.docx
@@ -959,6 +959,17 @@
     <w:uiPriority w:val="9"/>
     <w:unhideWhenUsed/>
     <w:qFormat/>
+    <w:pPr>
+      <w:spacing w:before="0" w:after="60" w:line="240" w:lineRule="auto"/>
+      <w:ind w:left="0" w:firstLine="0"/>
+    </w:pPr>
+    <w:rPr>
+      <w:rFonts w:ascii="Cambria" w:hAnsi="Cambria" w:cs="Cambria" w:eastAsia="Cambria"/>
+      <w:caps w:val="0"/>
+      <w:smallCaps w:val="0"/>
+      <w:color w:val="000000"/>
+      <w:sz w:val="18"/>
+    </w:rPr>
   </w:style>
   <w:style w:type="character" w:default="1" w:styleId="DefaultParagraphFont">
     <w:name w:val="Default Paragraph Font"/>
